--- a/Lab-3/Lab3_Architecture_Justification.docx
+++ b/Lab-3/Lab3_Architecture_Justification.docx
@@ -12,7 +12,7 @@
           <w:color w:val="1F3A68"/>
           <w:sz w:val="32"/>
         </w:rPr>
-        <w:t>Lab 3: Architecture Justification - Self-Service Coffee Kiosk</w:t>
+        <w:t>Lab 3: Architecture Justification - Podcast Guest Scheduling &amp; Outline Builder</w:t>
       </w:r>
     </w:p>
     <w:p>
@@ -29,7 +29,7 @@
         <w:rPr>
           <w:b/>
         </w:rPr>
-        <w:t>Architecture Selection: "We chose a Layered Architecture for the Self-Service Coffee Kiosk System."</w:t>
+        <w:t>Architecture Selection: "We chose a Layered Architecture for the Podcast Guest Scheduling &amp; Outline Builder System."</w:t>
       </w:r>
     </w:p>
     <w:p>
@@ -86,7 +86,7 @@
                 <w:b/>
                 <w:sz w:val="17"/>
               </w:rPr>
-              <w:t>Fit for one cafe kiosk</w:t>
+              <w:t>Fit for this system</w:t>
             </w:r>
           </w:p>
         </w:tc>
@@ -139,7 +139,7 @@
               <w:rPr>
                 <w:sz w:val="16"/>
               </w:rPr>
-              <w:t>One app on one device; clear UI / business / data split; easy to test and maintain.</w:t>
+              <w:t>One web application serving hosts and guests; clear split between UI, scheduling/outline rules and episode data; easy to test and maintain.</w:t>
             </w:r>
           </w:p>
         </w:tc>
@@ -153,7 +153,7 @@
               <w:rPr>
                 <w:sz w:val="16"/>
               </w:rPr>
-              <w:t>Small call overhead between layers (negligible in-process).</w:t>
+              <w:t>Small overhead of passing calls through layers; whole app is deployed together.</w:t>
             </w:r>
           </w:p>
         </w:tc>
@@ -183,7 +183,7 @@
               <w:rPr>
                 <w:sz w:val="16"/>
               </w:rPr>
-              <w:t>Independent scaling and deployment are not needed for 3 drinks and 1 kiosk.</w:t>
+              <w:t>Independent scaling is not needed for one show's booking and outline volume.</w:t>
             </w:r>
           </w:p>
         </w:tc>
@@ -197,7 +197,7 @@
               <w:rPr>
                 <w:sz w:val="16"/>
               </w:rPr>
-              <w:t>Network hops, deployment and data-consistency complexity with no benefit.</w:t>
+              <w:t>Many deployments, network hops and cross-service consistency for bookings - complexity with little benefit.</w:t>
             </w:r>
           </w:p>
         </w:tc>
@@ -227,7 +227,7 @@
               <w:rPr>
                 <w:sz w:val="16"/>
               </w:rPr>
-              <w:t>Useful for a chain with a central menu server.</w:t>
+              <w:t>Matches the deployment (browsers talk to one server).</w:t>
             </w:r>
           </w:p>
         </w:tc>
@@ -241,7 +241,7 @@
               <w:rPr>
                 <w:sz w:val="16"/>
               </w:rPr>
-              <w:t>Central server becomes a single point of failure; kiosk stops if the network or server is down.</w:t>
+              <w:t>Says nothing about how the server is organised; on its own it tends to mix UI, rules and data access.</w:t>
             </w:r>
           </w:p>
         </w:tc>
@@ -274,11 +274,11 @@
         <w:rPr>
           <w:b/>
         </w:rPr>
-        <w:t>Touch Screen UI</w:t>
+        <w:t>Web Portal</w:t>
       </w:r>
       <w:r>
         <w:rPr/>
-        <w:t xml:space="preserve"> (Presentation): handles touch input and screens; uses IOrder only.</w:t>
+        <w:t xml:space="preserve"> (Presentation): booking page for guests and dashboard for hosts.</w:t>
       </w:r>
     </w:p>
     <w:p>
@@ -290,11 +290,11 @@
         <w:rPr>
           <w:b/>
         </w:rPr>
-        <w:t>Order Manager</w:t>
+        <w:t>Booking Manager</w:t>
       </w:r>
       <w:r>
         <w:rPr/>
-        <w:t xml:space="preserve"> (Business, given): builds the order, applies prices, coordinates payment and receipt.</w:t>
+        <w:t xml:space="preserve"> (Business): availability, slot holds, blocked dates, booking links.</w:t>
       </w:r>
     </w:p>
     <w:p>
@@ -306,11 +306,11 @@
         <w:rPr>
           <w:b/>
         </w:rPr>
-        <w:t>Payment Service</w:t>
+        <w:t>Outline Manager</w:t>
       </w:r>
       <w:r>
         <w:rPr/>
-        <w:t xml:space="preserve"> (Business, given): talks to the external Payment Gateway; returns only approval + last 4 digits.</w:t>
+        <w:t xml:space="preserve"> (Business): guest talking points, biography links, episode board ordering.</w:t>
       </w:r>
     </w:p>
     <w:p>
@@ -322,11 +322,11 @@
         <w:rPr>
           <w:b/>
         </w:rPr>
-        <w:t>Receipt Service</w:t>
+        <w:t>Calendar Integration</w:t>
       </w:r>
       <w:r>
         <w:rPr/>
-        <w:t xml:space="preserve"> (Business): formats the receipt and drives the printer hardware.</w:t>
+        <w:t xml:space="preserve"> (Business): sends and updates invites through the external Calendar API.</w:t>
       </w:r>
     </w:p>
     <w:p>
@@ -338,11 +338,27 @@
         <w:rPr>
           <w:b/>
         </w:rPr>
-        <w:t>Menu &amp; Order Repository</w:t>
+        <w:t>Run-of-Show Generator</w:t>
       </w:r>
       <w:r>
         <w:rPr/>
-        <w:t xml:space="preserve"> (Data): stores menu, prices and paid orders in the kiosk database.</w:t>
+        <w:t xml:space="preserve"> (Business): computes segment timestamps and renders the PDF sheet.</w:t>
+      </w:r>
+    </w:p>
+    <w:p>
+      <w:pPr>
+        <w:pStyle w:val="ListBullet"/>
+        <w:spacing w:after="20"/>
+      </w:pPr>
+      <w:r>
+        <w:rPr>
+          <w:b/>
+        </w:rPr>
+        <w:t>Episode Repository</w:t>
+      </w:r>
+      <w:r>
+        <w:rPr/>
+        <w:t xml:space="preserve"> (Data): stores slots, bookings, outlines and episodes in the database.</w:t>
       </w:r>
     </w:p>
     <w:p>
@@ -367,11 +383,11 @@
         <w:rPr>
           <w:b/>
         </w:rPr>
-        <w:t>The kiosk is a single, self-contained application with a small fixed scope</w:t>
+        <w:t>The system's concerns separate naturally into layers.</w:t>
       </w:r>
       <w:r>
         <w:rPr/>
-        <w:t xml:space="preserve"> (3 coffee types, 2 sizes, card-only payment, one printer). A layered design gives clean separation between the touch screen, the ordering rules and the stored menu without the operational cost of microservices (network calls, separate deployments, distributed data) that brings no benefit on one device.</w:t>
+        <w:t xml:space="preserve"> Two user roles share one web portal (presentation), the scheduling, outline and run-of-show rules form the business layer, and episodes, slots and outlines are stored data. With a moderate, predictable load (a show books a few guests a week), one layered application is simpler to build and deploy than a set of microservices.</w:t>
       </w:r>
     </w:p>
     <w:p>
@@ -383,11 +399,11 @@
         <w:rPr>
           <w:b/>
         </w:rPr>
-        <w:t>Each hardware or external dependency is isolated in one layer.</w:t>
+        <w:t>External dependencies are isolated in single components.</w:t>
       </w:r>
       <w:r>
         <w:rPr/>
-        <w:t xml:space="preserve"> Touch handling lives only in the Presentation layer, the printer driver only in Receipt Service, the card gateway only in Payment Service, and menu/pricing data only in the Data layer. Replacing the printer model, switching payment provider or changing prices touches one component, and each layer can be tested with the layer below mocked.</w:t>
+        <w:t xml:space="preserve"> Only Calendar Integration talks to the calendar provider, only Run-of-Show Generator renders PDFs, and only the Episode Repository touches the database. The calendar provider can be switched (Google to Outlook) without changing booking rules, and each layer can be tested with the layer below mocked - for example, the timestamp calculation is unit-tested without a database.</w:t>
       </w:r>
     </w:p>
     <w:p>
@@ -406,7 +422,7 @@
     <w:p>
       <w:r>
         <w:rPr/>
-        <w:t>Strict layering means the UI can never call the Payment Gateway or the database directly. Card data flows only through Payment Service, which sends it to the gateway over TLS 1.2+ and passes back only an approval code and the last 4 digits. Full card numbers therefore never reach the Order Manager or the Data layer, which satisfies NFR-002 (no stored card data) and keeps the PCI-DSS scope to a single component.</w:t>
+        <w:t>Every request from the web portal must pass through the business layer before reaching data. Booking Manager checks that a booking-link token is valid and unexpired, and Outline Manager checks that the logged-in host owns the episode, before the Episode Repository is called. The UI can never query the database directly, and the calendar OAuth tokens live only inside Calendar Integration. This enforces NFR-002 (unguessable, expiring links; guest details visible only to the episode's host) in one place.</w:t>
       </w:r>
     </w:p>
     <w:p>
@@ -425,7 +441,7 @@
     <w:p>
       <w:r>
         <w:rPr/>
-        <w:t>All layers run in one process on the kiosk, so UI -&gt; Order Manager -&gt; Repository calls are local function calls (microseconds) rather than network requests, and the menu and prices are loaded into memory at start-up. The only network call in an order is the single payment authorization, which keeps the full order comfortably within the 60-second target (NFR-001) even at peak hours.</w:t>
+        <w:t>The business components run in the same server process, so Outline Manager hands the already-loaded episode data to Run-of-Show Generator as an in-process call: one database query, an in-memory timestamp calculation, then the PDF render. This keeps PDF generation under the 1-second target (NFR-001). Calendar invites are sent asynchronously by Calendar Integration, so a slow external calendar API never delays the guest's booking confirmation.</w:t>
       </w:r>
     </w:p>
     <w:sectPr>
